--- a/Received/two/2, maths.docx
+++ b/Received/two/2, maths.docx
@@ -2961,10 +2961,10 @@
         <mc:AlternateContent>
           <mc:Choice Requires="wps">
             <w:drawing>
-              <wp:anchor distT="0" distB="0" distL="114300" distR="114300" simplePos="0" relativeHeight="251772928" behindDoc="0" locked="0" layoutInCell="1" allowOverlap="1" wp14:anchorId="0980EC00" wp14:editId="40B3BFE0">
+              <wp:anchor distT="0" distB="0" distL="114300" distR="114300" simplePos="0" relativeHeight="251772928" behindDoc="0" locked="0" layoutInCell="1" allowOverlap="1" wp14:anchorId="0980EC00" wp14:editId="0588EFE1">
                 <wp:simplePos x="0" y="0"/>
                 <wp:positionH relativeFrom="column">
-                  <wp:posOffset>4107180</wp:posOffset>
+                  <wp:posOffset>3697605</wp:posOffset>
                 </wp:positionH>
                 <wp:positionV relativeFrom="paragraph">
                   <wp:posOffset>112395</wp:posOffset>
@@ -3025,7 +3025,7 @@
           </mc:Choice>
           <mc:Fallback>
             <w:pict>
-              <v:rect w14:anchorId="0980EC00" id="Rectangle 70" o:spid="_x0000_s1027" style="position:absolute;margin-left:323.4pt;margin-top:8.85pt;width:21pt;height:16.6pt;z-index:251772928;visibility:visible;mso-wrap-style:square;mso-width-percent:0;mso-height-percent:0;mso-wrap-distance-left:9pt;mso-wrap-distance-top:0;mso-wrap-distance-right:9pt;mso-wrap-distance-bottom:0;mso-position-horizontal:absolute;mso-position-horizontal-relative:text;mso-position-vertical:absolute;mso-position-vertical-relative:text;mso-width-percent:0;mso-height-percent:0;mso-width-relative:margin;mso-height-relative:margin;v-text-anchor:middle" o:gfxdata="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" filled="f" strokecolor="windowText" strokeweight="1pt">
+              <v:rect w14:anchorId="0980EC00" id="Rectangle 70" o:spid="_x0000_s1027" style="position:absolute;margin-left:291.15pt;margin-top:8.85pt;width:21pt;height:16.6pt;z-index:251772928;visibility:visible;mso-wrap-style:square;mso-width-percent:0;mso-height-percent:0;mso-wrap-distance-left:9pt;mso-wrap-distance-top:0;mso-wrap-distance-right:9pt;mso-wrap-distance-bottom:0;mso-position-horizontal:absolute;mso-position-horizontal-relative:text;mso-position-vertical:absolute;mso-position-vertical-relative:text;mso-width-percent:0;mso-height-percent:0;mso-width-relative:margin;mso-height-relative:margin;v-text-anchor:middle" o:gfxdata="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" filled="f" strokecolor="windowText" strokeweight="1pt">
                 <v:textbox>
                   <w:txbxContent>
                     <w:p>
@@ -3050,10 +3050,10 @@
         <mc:AlternateContent>
           <mc:Choice Requires="wps">
             <w:drawing>
-              <wp:anchor distT="0" distB="0" distL="114300" distR="114300" simplePos="0" relativeHeight="251770880" behindDoc="0" locked="0" layoutInCell="1" allowOverlap="1" wp14:anchorId="3D468071" wp14:editId="24EF1CF2">
+              <wp:anchor distT="0" distB="0" distL="114300" distR="114300" simplePos="0" relativeHeight="251770880" behindDoc="0" locked="0" layoutInCell="1" allowOverlap="1" wp14:anchorId="3D468071" wp14:editId="27D3DB18">
                 <wp:simplePos x="0" y="0"/>
                 <wp:positionH relativeFrom="column">
-                  <wp:posOffset>3718560</wp:posOffset>
+                  <wp:posOffset>3308985</wp:posOffset>
                 </wp:positionH>
                 <wp:positionV relativeFrom="paragraph">
                   <wp:posOffset>112395</wp:posOffset>
@@ -3114,7 +3114,7 @@
           </mc:Choice>
           <mc:Fallback>
             <w:pict>
-              <v:rect w14:anchorId="3D468071" id="Rectangle 69" o:spid="_x0000_s1028" style="position:absolute;margin-left:292.8pt;margin-top:8.85pt;width:21pt;height:16.6pt;z-index:251770880;visibility:visible;mso-wrap-style:square;mso-width-percent:0;mso-height-percent:0;mso-wrap-distance-left:9pt;mso-wrap-distance-top:0;mso-wrap-distance-right:9pt;mso-wrap-distance-bottom:0;mso-position-horizontal:absolute;mso-position-horizontal-relative:text;mso-position-vertical:absolute;mso-position-vertical-relative:text;mso-width-percent:0;mso-height-percent:0;mso-width-relative:margin;mso-height-relative:margin;v-text-anchor:middle" o:gfxdata="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" filled="f" strokecolor="windowText" strokeweight="1pt">
+              <v:rect w14:anchorId="3D468071" id="Rectangle 69" o:spid="_x0000_s1028" style="position:absolute;margin-left:260.55pt;margin-top:8.85pt;width:21pt;height:16.6pt;z-index:251770880;visibility:visible;mso-wrap-style:square;mso-width-percent:0;mso-height-percent:0;mso-wrap-distance-left:9pt;mso-wrap-distance-top:0;mso-wrap-distance-right:9pt;mso-wrap-distance-bottom:0;mso-position-horizontal:absolute;mso-position-horizontal-relative:text;mso-position-vertical:absolute;mso-position-vertical-relative:text;mso-width-percent:0;mso-height-percent:0;mso-width-relative:margin;mso-height-relative:margin;v-text-anchor:middle" o:gfxdata="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" filled="f" strokecolor="windowText" strokeweight="1pt">
                 <v:textbox>
                   <w:txbxContent>
                     <w:p>
@@ -3139,10 +3139,10 @@
         <mc:AlternateContent>
           <mc:Choice Requires="wps">
             <w:drawing>
-              <wp:anchor distT="0" distB="0" distL="114300" distR="114300" simplePos="0" relativeHeight="251777024" behindDoc="0" locked="0" layoutInCell="1" allowOverlap="1" wp14:anchorId="6B91F7F7" wp14:editId="31DC5B44">
+              <wp:anchor distT="0" distB="0" distL="114300" distR="114300" simplePos="0" relativeHeight="251777024" behindDoc="0" locked="0" layoutInCell="1" allowOverlap="1" wp14:anchorId="6B91F7F7" wp14:editId="41DBC9A7">
                 <wp:simplePos x="0" y="0"/>
                 <wp:positionH relativeFrom="column">
-                  <wp:posOffset>1920240</wp:posOffset>
+                  <wp:posOffset>1510665</wp:posOffset>
                 </wp:positionH>
                 <wp:positionV relativeFrom="paragraph">
                   <wp:posOffset>113665</wp:posOffset>
@@ -3203,7 +3203,7 @@
           </mc:Choice>
           <mc:Fallback>
             <w:pict>
-              <v:rect w14:anchorId="6B91F7F7" id="Rectangle 72" o:spid="_x0000_s1029" style="position:absolute;margin-left:151.2pt;margin-top:8.95pt;width:21pt;height:16.6pt;z-index:251777024;visibility:visible;mso-wrap-style:square;mso-width-percent:0;mso-height-percent:0;mso-wrap-distance-left:9pt;mso-wrap-distance-top:0;mso-wrap-distance-right:9pt;mso-wrap-distance-bottom:0;mso-position-horizontal:absolute;mso-position-horizontal-relative:text;mso-position-vertical:absolute;mso-position-vertical-relative:text;mso-width-percent:0;mso-height-percent:0;mso-width-relative:margin;mso-height-relative:margin;v-text-anchor:middle" o:gfxdata="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" filled="f" strokecolor="windowText" strokeweight="1pt">
+              <v:rect w14:anchorId="6B91F7F7" id="Rectangle 72" o:spid="_x0000_s1029" style="position:absolute;margin-left:118.95pt;margin-top:8.95pt;width:21pt;height:16.6pt;z-index:251777024;visibility:visible;mso-wrap-style:square;mso-width-percent:0;mso-height-percent:0;mso-wrap-distance-left:9pt;mso-wrap-distance-top:0;mso-wrap-distance-right:9pt;mso-wrap-distance-bottom:0;mso-position-horizontal:absolute;mso-position-horizontal-relative:text;mso-position-vertical:absolute;mso-position-vertical-relative:text;mso-width-percent:0;mso-height-percent:0;mso-width-relative:margin;mso-height-relative:margin;v-text-anchor:middle" o:gfxdata="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" filled="f" strokecolor="windowText" strokeweight="1pt">
                 <v:textbox>
                   <w:txbxContent>
                     <w:p>
@@ -3228,10 +3228,10 @@
         <mc:AlternateContent>
           <mc:Choice Requires="wps">
             <w:drawing>
-              <wp:anchor distT="0" distB="0" distL="114300" distR="114300" simplePos="0" relativeHeight="251768832" behindDoc="0" locked="0" layoutInCell="1" allowOverlap="1" wp14:anchorId="59F2B07D" wp14:editId="6ECEE851">
+              <wp:anchor distT="0" distB="0" distL="114300" distR="114300" simplePos="0" relativeHeight="251768832" behindDoc="0" locked="0" layoutInCell="1" allowOverlap="1" wp14:anchorId="59F2B07D" wp14:editId="1F077249">
                 <wp:simplePos x="0" y="0"/>
                 <wp:positionH relativeFrom="column">
-                  <wp:posOffset>1516380</wp:posOffset>
+                  <wp:posOffset>1106805</wp:posOffset>
                 </wp:positionH>
                 <wp:positionV relativeFrom="paragraph">
                   <wp:posOffset>114935</wp:posOffset>
@@ -3292,7 +3292,7 @@
           </mc:Choice>
           <mc:Fallback>
             <w:pict>
-              <v:rect w14:anchorId="59F2B07D" id="Rectangle 68" o:spid="_x0000_s1030" style="position:absolute;margin-left:119.4pt;margin-top:9.05pt;width:21pt;height:16.6pt;z-index:251768832;visibility:visible;mso-wrap-style:square;mso-width-percent:0;mso-height-percent:0;mso-wrap-distance-left:9pt;mso-wrap-distance-top:0;mso-wrap-distance-right:9pt;mso-wrap-distance-bottom:0;mso-position-horizontal:absolute;mso-position-horizontal-relative:text;mso-position-vertical:absolute;mso-position-vertical-relative:text;mso-width-percent:0;mso-height-percent:0;mso-width-relative:margin;mso-height-relative:margin;v-text-anchor:middle" o:gfxdata="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" filled="f" strokecolor="windowText" strokeweight="1pt">
+              <v:rect w14:anchorId="59F2B07D" id="Rectangle 68" o:spid="_x0000_s1030" style="position:absolute;margin-left:87.15pt;margin-top:9.05pt;width:21pt;height:16.6pt;z-index:251768832;visibility:visible;mso-wrap-style:square;mso-width-percent:0;mso-height-percent:0;mso-wrap-distance-left:9pt;mso-wrap-distance-top:0;mso-wrap-distance-right:9pt;mso-wrap-distance-bottom:0;mso-position-horizontal:absolute;mso-position-horizontal-relative:text;mso-position-vertical:absolute;mso-position-vertical-relative:text;mso-width-percent:0;mso-height-percent:0;mso-width-relative:margin;mso-height-relative:margin;v-text-anchor:middle" o:gfxdata="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" filled="f" strokecolor="windowText" strokeweight="1pt">
                 <v:textbox>
                   <w:txbxContent>
                     <w:p>
@@ -3927,13 +3927,13 @@
         <mc:AlternateContent>
           <mc:Choice Requires="wps">
             <w:drawing>
-              <wp:anchor distT="0" distB="0" distL="114300" distR="114300" simplePos="0" relativeHeight="251789312" behindDoc="0" locked="0" layoutInCell="1" allowOverlap="1" wp14:anchorId="1E2A8EF0" wp14:editId="6C37BB25">
+              <wp:anchor distT="0" distB="0" distL="114300" distR="114300" simplePos="0" relativeHeight="251789312" behindDoc="0" locked="0" layoutInCell="1" allowOverlap="1" wp14:anchorId="1E2A8EF0" wp14:editId="0747CCC6">
                 <wp:simplePos x="0" y="0"/>
                 <wp:positionH relativeFrom="column">
-                  <wp:posOffset>4267200</wp:posOffset>
+                  <wp:posOffset>3867150</wp:posOffset>
                 </wp:positionH>
                 <wp:positionV relativeFrom="paragraph">
-                  <wp:posOffset>145415</wp:posOffset>
+                  <wp:posOffset>135890</wp:posOffset>
                 </wp:positionV>
                 <wp:extent cx="266700" cy="210820"/>
                 <wp:effectExtent l="0" t="0" r="19050" b="17780"/>
@@ -3991,7 +3991,7 @@
           </mc:Choice>
           <mc:Fallback>
             <w:pict>
-              <v:rect w14:anchorId="1E2A8EF0" id="Rectangle 78" o:spid="_x0000_s1031" style="position:absolute;margin-left:336pt;margin-top:11.45pt;width:21pt;height:16.6pt;z-index:251789312;visibility:visible;mso-wrap-style:square;mso-width-percent:0;mso-height-percent:0;mso-wrap-distance-left:9pt;mso-wrap-distance-top:0;mso-wrap-distance-right:9pt;mso-wrap-distance-bottom:0;mso-position-horizontal:absolute;mso-position-horizontal-relative:text;mso-position-vertical:absolute;mso-position-vertical-relative:text;mso-width-percent:0;mso-height-percent:0;mso-width-relative:margin;mso-height-relative:margin;v-text-anchor:middle" o:gfxdata="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" filled="f" strokecolor="windowText" strokeweight="1pt">
+              <v:rect w14:anchorId="1E2A8EF0" id="Rectangle 78" o:spid="_x0000_s1031" style="position:absolute;margin-left:304.5pt;margin-top:10.7pt;width:21pt;height:16.6pt;z-index:251789312;visibility:visible;mso-wrap-style:square;mso-width-percent:0;mso-height-percent:0;mso-wrap-distance-left:9pt;mso-wrap-distance-top:0;mso-wrap-distance-right:9pt;mso-wrap-distance-bottom:0;mso-position-horizontal:absolute;mso-position-horizontal-relative:text;mso-position-vertical:absolute;mso-position-vertical-relative:text;mso-width-percent:0;mso-height-percent:0;mso-width-relative:margin;mso-height-relative:margin;v-text-anchor:middle" o:gfxdata="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" filled="f" strokecolor="windowText" strokeweight="1pt">
                 <v:textbox>
                   <w:txbxContent>
                     <w:p>
@@ -4016,13 +4016,13 @@
         <mc:AlternateContent>
           <mc:Choice Requires="wps">
             <w:drawing>
-              <wp:anchor distT="0" distB="0" distL="114300" distR="114300" simplePos="0" relativeHeight="251787264" behindDoc="0" locked="0" layoutInCell="1" allowOverlap="1" wp14:anchorId="0505D159" wp14:editId="5BAFBDAD">
+              <wp:anchor distT="0" distB="0" distL="114300" distR="114300" simplePos="0" relativeHeight="251787264" behindDoc="0" locked="0" layoutInCell="1" allowOverlap="1" wp14:anchorId="0505D159" wp14:editId="21103ED9">
                 <wp:simplePos x="0" y="0"/>
                 <wp:positionH relativeFrom="column">
-                  <wp:posOffset>3886200</wp:posOffset>
+                  <wp:posOffset>3486150</wp:posOffset>
                 </wp:positionH>
                 <wp:positionV relativeFrom="paragraph">
-                  <wp:posOffset>151130</wp:posOffset>
+                  <wp:posOffset>141605</wp:posOffset>
                 </wp:positionV>
                 <wp:extent cx="266700" cy="210820"/>
                 <wp:effectExtent l="0" t="0" r="19050" b="17780"/>
@@ -4080,7 +4080,7 @@
           </mc:Choice>
           <mc:Fallback>
             <w:pict>
-              <v:rect w14:anchorId="0505D159" id="Rectangle 77" o:spid="_x0000_s1032" style="position:absolute;margin-left:306pt;margin-top:11.9pt;width:21pt;height:16.6pt;z-index:251787264;visibility:visible;mso-wrap-style:square;mso-width-percent:0;mso-height-percent:0;mso-wrap-distance-left:9pt;mso-wrap-distance-top:0;mso-wrap-distance-right:9pt;mso-wrap-distance-bottom:0;mso-position-horizontal:absolute;mso-position-horizontal-relative:text;mso-position-vertical:absolute;mso-position-vertical-relative:text;mso-width-percent:0;mso-height-percent:0;mso-width-relative:margin;mso-height-relative:margin;v-text-anchor:middle" o:gfxdata="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" filled="f" strokecolor="windowText" strokeweight="1pt">
+              <v:rect w14:anchorId="0505D159" id="Rectangle 77" o:spid="_x0000_s1032" style="position:absolute;margin-left:274.5pt;margin-top:11.15pt;width:21pt;height:16.6pt;z-index:251787264;visibility:visible;mso-wrap-style:square;mso-width-percent:0;mso-height-percent:0;mso-wrap-distance-left:9pt;mso-wrap-distance-top:0;mso-wrap-distance-right:9pt;mso-wrap-distance-bottom:0;mso-position-horizontal:absolute;mso-position-horizontal-relative:text;mso-position-vertical:absolute;mso-position-vertical-relative:text;mso-width-percent:0;mso-height-percent:0;mso-width-relative:margin;mso-height-relative:margin;v-text-anchor:middle" o:gfxdata="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" filled="f" strokecolor="windowText" strokeweight="1pt">
                 <v:textbox>
                   <w:txbxContent>
                     <w:p>
@@ -5246,15 +5246,7 @@
           <w:sz w:val="32"/>
           <w:szCs w:val="32"/>
         </w:rPr>
-        <w:t xml:space="preserve">   </w:t>
-      </w:r>
-      <w:r>
-        <w:rPr>
-          <w:rFonts w:ascii="Times New Roman" w:hAnsi="Times New Roman" w:cs="Times New Roman"/>
-          <w:sz w:val="32"/>
-          <w:szCs w:val="32"/>
-        </w:rPr>
-        <w:t>×</w:t>
+        <w:t xml:space="preserve">   ×</w:t>
       </w:r>
       <w:r>
         <w:rPr>
@@ -8050,18 +8042,18 @@
         <mc:AlternateContent>
           <mc:Choice Requires="wps">
             <w:drawing>
-              <wp:anchor distT="0" distB="0" distL="114300" distR="114300" simplePos="0" relativeHeight="251740160" behindDoc="0" locked="0" layoutInCell="1" allowOverlap="1" wp14:anchorId="3B50B6EA" wp14:editId="0D42FBCB">
+              <wp:anchor distT="0" distB="0" distL="114300" distR="114300" simplePos="0" relativeHeight="251804672" behindDoc="0" locked="0" layoutInCell="1" allowOverlap="1" wp14:anchorId="120ACB7A" wp14:editId="799532D5">
                 <wp:simplePos x="0" y="0"/>
                 <wp:positionH relativeFrom="column">
-                  <wp:posOffset>621030</wp:posOffset>
+                  <wp:posOffset>419100</wp:posOffset>
                 </wp:positionH>
                 <wp:positionV relativeFrom="paragraph">
-                  <wp:posOffset>233045</wp:posOffset>
+                  <wp:posOffset>27305</wp:posOffset>
                 </wp:positionV>
-                <wp:extent cx="880110" cy="594360"/>
-                <wp:effectExtent l="19050" t="0" r="34290" b="15240"/>
+                <wp:extent cx="1343025" cy="923925"/>
+                <wp:effectExtent l="19050" t="0" r="47625" b="28575"/>
                 <wp:wrapNone/>
-                <wp:docPr id="47" name="Flowchart: Data 47"/>
+                <wp:docPr id="908684538" name="Trapezoid 60"/>
                 <wp:cNvGraphicFramePr/>
                 <a:graphic xmlns:a="http://schemas.openxmlformats.org/drawingml/2006/main">
                   <a:graphicData uri="http://schemas.microsoft.com/office/word/2010/wordprocessingShape">
@@ -8070,9 +8062,9 @@
                       <wps:spPr>
                         <a:xfrm>
                           <a:off x="0" y="0"/>
-                          <a:ext cx="880110" cy="594360"/>
+                          <a:ext cx="1343025" cy="923925"/>
                         </a:xfrm>
-                        <a:prstGeom prst="flowChartInputOutput">
+                        <a:prstGeom prst="trapezoid">
                           <a:avLst/>
                         </a:prstGeom>
                         <a:noFill/>
@@ -8085,7 +8077,7 @@
                       <wps:style>
                         <a:lnRef idx="2">
                           <a:schemeClr val="accent1">
-                            <a:shade val="50000"/>
+                            <a:shade val="15000"/>
                           </a:schemeClr>
                         </a:lnRef>
                         <a:fillRef idx="1">
@@ -8107,9 +8099,6 @@
                     </wps:wsp>
                   </a:graphicData>
                 </a:graphic>
-                <wp14:sizeRelH relativeFrom="margin">
-                  <wp14:pctWidth>0</wp14:pctWidth>
-                </wp14:sizeRelH>
                 <wp14:sizeRelV relativeFrom="margin">
                   <wp14:pctHeight>0</wp14:pctHeight>
                 </wp14:sizeRelV>
@@ -8118,11 +8107,10 @@
           </mc:Choice>
           <mc:Fallback>
             <w:pict>
-              <v:shapetype w14:anchorId="51D51982" id="_x0000_t111" coordsize="21600,21600" o:spt="111" path="m4321,l21600,,17204,21600,,21600xe">
+              <v:shape w14:anchorId="7048FC89" id="Trapezoid 60" o:spid="_x0000_s1026" style="position:absolute;margin-left:33pt;margin-top:2.15pt;width:105.75pt;height:72.75pt;z-index:251804672;visibility:visible;mso-wrap-style:square;mso-height-percent:0;mso-wrap-distance-left:9pt;mso-wrap-distance-top:0;mso-wrap-distance-right:9pt;mso-wrap-distance-bottom:0;mso-position-horizontal:absolute;mso-position-horizontal-relative:text;mso-position-vertical:absolute;mso-position-vertical-relative:text;mso-height-percent:0;mso-height-relative:margin;v-text-anchor:middle" coordsize="1343025,923925" o:gfxdata="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" path="m,923925l230981,r881063,l1343025,923925,,923925xe" filled="f" strokecolor="black [3213]" strokeweight="1pt">
                 <v:stroke joinstyle="miter"/>
-                <v:path gradientshapeok="t" o:connecttype="custom" o:connectlocs="12961,0;10800,0;2161,10800;8602,21600;10800,21600;19402,10800" textboxrect="4321,0,17204,21600"/>
-              </v:shapetype>
-              <v:shape id="Flowchart: Data 47" o:spid="_x0000_s1026" type="#_x0000_t111" style="position:absolute;margin-left:48.9pt;margin-top:18.35pt;width:69.3pt;height:46.8pt;z-index:251740160;visibility:visible;mso-wrap-style:square;mso-width-percent:0;mso-height-percent:0;mso-wrap-distance-left:9pt;mso-wrap-distance-top:0;mso-wrap-distance-right:9pt;mso-wrap-distance-bottom:0;mso-position-horizontal:absolute;mso-position-horizontal-relative:text;mso-position-vertical:absolute;mso-position-vertical-relative:text;mso-width-percent:0;mso-height-percent:0;mso-width-relative:margin;mso-height-relative:margin;v-text-anchor:middle" o:gfxdata="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" filled="f" strokecolor="black [3213]" strokeweight="1pt"/>
+                <v:path arrowok="t" o:connecttype="custom" o:connectlocs="0,923925;230981,0;1112044,0;1343025,923925;0,923925" o:connectangles="0,0,0,0,0"/>
+              </v:shape>
             </w:pict>
           </mc:Fallback>
         </mc:AlternateContent>
@@ -8835,7 +8823,7 @@
           <w:szCs w:val="32"/>
         </w:rPr>
         <w:drawing>
-          <wp:anchor distT="0" distB="0" distL="114300" distR="114300" simplePos="0" relativeHeight="251741184" behindDoc="0" locked="0" layoutInCell="1" allowOverlap="1" wp14:anchorId="354ABF78" wp14:editId="730F1F3D">
+          <wp:anchor distT="0" distB="0" distL="114300" distR="114300" simplePos="0" relativeHeight="251741184" behindDoc="0" locked="0" layoutInCell="1" allowOverlap="1" wp14:anchorId="354ABF78" wp14:editId="0E77DD05">
             <wp:simplePos x="0" y="0"/>
             <wp:positionH relativeFrom="margin">
               <wp:posOffset>350520</wp:posOffset>
@@ -8974,6 +8962,249 @@
           <w:szCs w:val="32"/>
         </w:rPr>
       </w:pPr>
+      <w:r>
+        <w:rPr>
+          <w:rFonts w:ascii="Times New Roman" w:hAnsi="Times New Roman" w:cs="Times New Roman"/>
+          <w:b/>
+          <w:bCs/>
+          <w:noProof/>
+          <w:sz w:val="32"/>
+          <w:szCs w:val="32"/>
+        </w:rPr>
+        <mc:AlternateContent>
+          <mc:Choice Requires="wps">
+            <w:drawing>
+              <wp:anchor distT="0" distB="0" distL="114300" distR="114300" simplePos="0" relativeHeight="251806720" behindDoc="0" locked="0" layoutInCell="1" allowOverlap="1" wp14:anchorId="54AC7EBF" wp14:editId="06BA54B8">
+                <wp:simplePos x="0" y="0"/>
+                <wp:positionH relativeFrom="column">
+                  <wp:posOffset>933450</wp:posOffset>
+                </wp:positionH>
+                <wp:positionV relativeFrom="paragraph">
+                  <wp:posOffset>72390</wp:posOffset>
+                </wp:positionV>
+                <wp:extent cx="228600" cy="249555"/>
+                <wp:effectExtent l="0" t="0" r="19050" b="17145"/>
+                <wp:wrapNone/>
+                <wp:docPr id="2048436505" name="Oval 62"/>
+                <wp:cNvGraphicFramePr/>
+                <a:graphic xmlns:a="http://schemas.openxmlformats.org/drawingml/2006/main">
+                  <a:graphicData uri="http://schemas.microsoft.com/office/word/2010/wordprocessingShape">
+                    <wps:wsp>
+                      <wps:cNvSpPr/>
+                      <wps:spPr>
+                        <a:xfrm>
+                          <a:off x="0" y="0"/>
+                          <a:ext cx="228600" cy="249555"/>
+                        </a:xfrm>
+                        <a:prstGeom prst="ellipse">
+                          <a:avLst/>
+                        </a:prstGeom>
+                        <a:noFill/>
+                        <a:ln>
+                          <a:solidFill>
+                            <a:schemeClr val="tx1"/>
+                          </a:solidFill>
+                        </a:ln>
+                      </wps:spPr>
+                      <wps:style>
+                        <a:lnRef idx="2">
+                          <a:schemeClr val="accent1">
+                            <a:shade val="15000"/>
+                          </a:schemeClr>
+                        </a:lnRef>
+                        <a:fillRef idx="1">
+                          <a:schemeClr val="accent1"/>
+                        </a:fillRef>
+                        <a:effectRef idx="0">
+                          <a:schemeClr val="accent1"/>
+                        </a:effectRef>
+                        <a:fontRef idx="minor">
+                          <a:schemeClr val="lt1"/>
+                        </a:fontRef>
+                      </wps:style>
+                      <wps:bodyPr rot="0" spcFirstLastPara="0" vertOverflow="overflow" horzOverflow="overflow" vert="horz" wrap="square" lIns="91440" tIns="45720" rIns="91440" bIns="45720" numCol="1" spcCol="0" rtlCol="0" fromWordArt="0" anchor="ctr" anchorCtr="0" forceAA="0" compatLnSpc="1">
+                        <a:prstTxWarp prst="textNoShape">
+                          <a:avLst/>
+                        </a:prstTxWarp>
+                        <a:noAutofit/>
+                      </wps:bodyPr>
+                    </wps:wsp>
+                  </a:graphicData>
+                </a:graphic>
+              </wp:anchor>
+            </w:drawing>
+          </mc:Choice>
+          <mc:Fallback>
+            <w:pict>
+              <v:oval w14:anchorId="7F7AFF7E" id="Oval 62" o:spid="_x0000_s1026" style="position:absolute;margin-left:73.5pt;margin-top:5.7pt;width:18pt;height:19.65pt;z-index:251806720;visibility:visible;mso-wrap-style:square;mso-wrap-distance-left:9pt;mso-wrap-distance-top:0;mso-wrap-distance-right:9pt;mso-wrap-distance-bottom:0;mso-position-horizontal:absolute;mso-position-horizontal-relative:text;mso-position-vertical:absolute;mso-position-vertical-relative:text;v-text-anchor:middle" o:gfxdata="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" filled="f" strokecolor="black [3213]" strokeweight="1pt">
+                <v:stroke joinstyle="miter"/>
+              </v:oval>
+            </w:pict>
+          </mc:Fallback>
+        </mc:AlternateContent>
+      </w:r>
+      <w:r>
+        <w:rPr>
+          <w:rFonts w:ascii="Times New Roman" w:hAnsi="Times New Roman" w:cs="Times New Roman"/>
+          <w:b/>
+          <w:bCs/>
+          <w:noProof/>
+          <w:sz w:val="32"/>
+          <w:szCs w:val="32"/>
+        </w:rPr>
+        <mc:AlternateContent>
+          <mc:Choice Requires="wps">
+            <w:drawing>
+              <wp:anchor distT="0" distB="0" distL="114300" distR="114300" simplePos="0" relativeHeight="251808768" behindDoc="0" locked="0" layoutInCell="1" allowOverlap="1" wp14:anchorId="189C7D35" wp14:editId="566CBFBA">
+                <wp:simplePos x="0" y="0"/>
+                <wp:positionH relativeFrom="column">
+                  <wp:posOffset>1266825</wp:posOffset>
+                </wp:positionH>
+                <wp:positionV relativeFrom="paragraph">
+                  <wp:posOffset>74295</wp:posOffset>
+                </wp:positionV>
+                <wp:extent cx="228600" cy="249555"/>
+                <wp:effectExtent l="0" t="0" r="19050" b="17145"/>
+                <wp:wrapNone/>
+                <wp:docPr id="846096677" name="Oval 62"/>
+                <wp:cNvGraphicFramePr/>
+                <a:graphic xmlns:a="http://schemas.openxmlformats.org/drawingml/2006/main">
+                  <a:graphicData uri="http://schemas.microsoft.com/office/word/2010/wordprocessingShape">
+                    <wps:wsp>
+                      <wps:cNvSpPr/>
+                      <wps:spPr>
+                        <a:xfrm>
+                          <a:off x="0" y="0"/>
+                          <a:ext cx="228600" cy="249555"/>
+                        </a:xfrm>
+                        <a:prstGeom prst="ellipse">
+                          <a:avLst/>
+                        </a:prstGeom>
+                        <a:noFill/>
+                        <a:ln>
+                          <a:solidFill>
+                            <a:schemeClr val="tx1"/>
+                          </a:solidFill>
+                        </a:ln>
+                      </wps:spPr>
+                      <wps:style>
+                        <a:lnRef idx="2">
+                          <a:schemeClr val="accent1">
+                            <a:shade val="15000"/>
+                          </a:schemeClr>
+                        </a:lnRef>
+                        <a:fillRef idx="1">
+                          <a:schemeClr val="accent1"/>
+                        </a:fillRef>
+                        <a:effectRef idx="0">
+                          <a:schemeClr val="accent1"/>
+                        </a:effectRef>
+                        <a:fontRef idx="minor">
+                          <a:schemeClr val="lt1"/>
+                        </a:fontRef>
+                      </wps:style>
+                      <wps:bodyPr rot="0" spcFirstLastPara="0" vertOverflow="overflow" horzOverflow="overflow" vert="horz" wrap="square" lIns="91440" tIns="45720" rIns="91440" bIns="45720" numCol="1" spcCol="0" rtlCol="0" fromWordArt="0" anchor="ctr" anchorCtr="0" forceAA="0" compatLnSpc="1">
+                        <a:prstTxWarp prst="textNoShape">
+                          <a:avLst/>
+                        </a:prstTxWarp>
+                        <a:noAutofit/>
+                      </wps:bodyPr>
+                    </wps:wsp>
+                  </a:graphicData>
+                </a:graphic>
+              </wp:anchor>
+            </w:drawing>
+          </mc:Choice>
+          <mc:Fallback>
+            <w:pict>
+              <v:oval w14:anchorId="4D1082F8" id="Oval 62" o:spid="_x0000_s1026" style="position:absolute;margin-left:99.75pt;margin-top:5.85pt;width:18pt;height:19.65pt;z-index:251808768;visibility:visible;mso-wrap-style:square;mso-wrap-distance-left:9pt;mso-wrap-distance-top:0;mso-wrap-distance-right:9pt;mso-wrap-distance-bottom:0;mso-position-horizontal:absolute;mso-position-horizontal-relative:text;mso-position-vertical:absolute;mso-position-vertical-relative:text;v-text-anchor:middle" o:gfxdata="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" filled="f" strokecolor="black [3213]" strokeweight="1pt">
+                <v:stroke joinstyle="miter"/>
+              </v:oval>
+            </w:pict>
+          </mc:Fallback>
+        </mc:AlternateContent>
+      </w:r>
+      <w:r>
+        <w:rPr>
+          <w:rFonts w:ascii="Times New Roman" w:hAnsi="Times New Roman" w:cs="Times New Roman"/>
+          <w:b/>
+          <w:bCs/>
+          <w:noProof/>
+          <w:sz w:val="32"/>
+          <w:szCs w:val="32"/>
+        </w:rPr>
+        <mc:AlternateContent>
+          <mc:Choice Requires="wps">
+            <w:drawing>
+              <wp:anchor distT="0" distB="0" distL="114300" distR="114300" simplePos="0" relativeHeight="251805696" behindDoc="0" locked="0" layoutInCell="1" allowOverlap="1" wp14:anchorId="60E49057" wp14:editId="7A4350F7">
+                <wp:simplePos x="0" y="0"/>
+                <wp:positionH relativeFrom="column">
+                  <wp:posOffset>685800</wp:posOffset>
+                </wp:positionH>
+                <wp:positionV relativeFrom="paragraph">
+                  <wp:posOffset>62865</wp:posOffset>
+                </wp:positionV>
+                <wp:extent cx="1114425" cy="249555"/>
+                <wp:effectExtent l="0" t="0" r="28575" b="17145"/>
+                <wp:wrapNone/>
+                <wp:docPr id="456637757" name="Rectangle 61"/>
+                <wp:cNvGraphicFramePr/>
+                <a:graphic xmlns:a="http://schemas.openxmlformats.org/drawingml/2006/main">
+                  <a:graphicData uri="http://schemas.microsoft.com/office/word/2010/wordprocessingShape">
+                    <wps:wsp>
+                      <wps:cNvSpPr/>
+                      <wps:spPr>
+                        <a:xfrm>
+                          <a:off x="0" y="0"/>
+                          <a:ext cx="1114425" cy="249555"/>
+                        </a:xfrm>
+                        <a:prstGeom prst="rect">
+                          <a:avLst/>
+                        </a:prstGeom>
+                        <a:solidFill>
+                          <a:schemeClr val="bg1"/>
+                        </a:solidFill>
+                        <a:ln>
+                          <a:solidFill>
+                            <a:schemeClr val="bg1"/>
+                          </a:solidFill>
+                        </a:ln>
+                      </wps:spPr>
+                      <wps:style>
+                        <a:lnRef idx="2">
+                          <a:schemeClr val="accent1">
+                            <a:shade val="15000"/>
+                          </a:schemeClr>
+                        </a:lnRef>
+                        <a:fillRef idx="1">
+                          <a:schemeClr val="accent1"/>
+                        </a:fillRef>
+                        <a:effectRef idx="0">
+                          <a:schemeClr val="accent1"/>
+                        </a:effectRef>
+                        <a:fontRef idx="minor">
+                          <a:schemeClr val="lt1"/>
+                        </a:fontRef>
+                      </wps:style>
+                      <wps:bodyPr rot="0" spcFirstLastPara="0" vertOverflow="overflow" horzOverflow="overflow" vert="horz" wrap="square" lIns="91440" tIns="45720" rIns="91440" bIns="45720" numCol="1" spcCol="0" rtlCol="0" fromWordArt="0" anchor="ctr" anchorCtr="0" forceAA="0" compatLnSpc="1">
+                        <a:prstTxWarp prst="textNoShape">
+                          <a:avLst/>
+                        </a:prstTxWarp>
+                        <a:noAutofit/>
+                      </wps:bodyPr>
+                    </wps:wsp>
+                  </a:graphicData>
+                </a:graphic>
+              </wp:anchor>
+            </w:drawing>
+          </mc:Choice>
+          <mc:Fallback>
+            <w:pict>
+              <v:rect w14:anchorId="7D66BCBB" id="Rectangle 61" o:spid="_x0000_s1026" style="position:absolute;margin-left:54pt;margin-top:4.95pt;width:87.75pt;height:19.65pt;z-index:251805696;visibility:visible;mso-wrap-style:square;mso-wrap-distance-left:9pt;mso-wrap-distance-top:0;mso-wrap-distance-right:9pt;mso-wrap-distance-bottom:0;mso-position-horizontal:absolute;mso-position-horizontal-relative:text;mso-position-vertical:absolute;mso-position-vertical-relative:text;v-text-anchor:middle" o:gfxdata="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" fillcolor="white [3212]" strokecolor="white [3212]" strokeweight="1pt"/>
+            </w:pict>
+          </mc:Fallback>
+        </mc:AlternateContent>
+      </w:r>
     </w:p>
     <w:p>
       <w:pPr>
@@ -10050,23 +10281,13 @@
         </w:rPr>
         <w:t xml:space="preserve"> </w:t>
       </w:r>
-      <w:proofErr w:type="spellStart"/>
-      <w:r>
-        <w:rPr>
-          <w:rFonts w:ascii="Times New Roman" w:hAnsi="Times New Roman" w:cs="Times New Roman"/>
-          <w:sz w:val="32"/>
-          <w:szCs w:val="32"/>
-        </w:rPr>
-        <w:t>There</w:t>
-      </w:r>
-      <w:proofErr w:type="spellEnd"/>
-      <w:r>
-        <w:rPr>
-          <w:rFonts w:ascii="Times New Roman" w:hAnsi="Times New Roman" w:cs="Times New Roman"/>
-          <w:sz w:val="32"/>
-          <w:szCs w:val="32"/>
-        </w:rPr>
-        <w:t xml:space="preserve"> are 585 people in a village. 376 of them are </w:t>
+      <w:r>
+        <w:rPr>
+          <w:rFonts w:ascii="Times New Roman" w:hAnsi="Times New Roman" w:cs="Times New Roman"/>
+          <w:sz w:val="32"/>
+          <w:szCs w:val="32"/>
+        </w:rPr>
+        <w:t xml:space="preserve">There are 585 people in a village. 376 of them are </w:t>
       </w:r>
       <w:r>
         <w:rPr>
@@ -10745,15 +10966,15 @@
         <mc:AlternateContent>
           <mc:Choice Requires="wps">
             <w:drawing>
-              <wp:anchor distT="0" distB="0" distL="114300" distR="114300" simplePos="0" relativeHeight="251757568" behindDoc="0" locked="0" layoutInCell="1" allowOverlap="1" wp14:anchorId="73941954" wp14:editId="766F14F8">
+              <wp:anchor distT="0" distB="0" distL="114300" distR="114300" simplePos="0" relativeHeight="251757568" behindDoc="0" locked="0" layoutInCell="1" allowOverlap="1" wp14:anchorId="73941954" wp14:editId="7F10A160">
                 <wp:simplePos x="0" y="0"/>
                 <wp:positionH relativeFrom="column">
                   <wp:posOffset>368300</wp:posOffset>
                 </wp:positionH>
                 <wp:positionV relativeFrom="paragraph">
-                  <wp:posOffset>971550</wp:posOffset>
+                  <wp:posOffset>1352550</wp:posOffset>
                 </wp:positionV>
-                <wp:extent cx="230588" cy="182880"/>
+                <wp:extent cx="230505" cy="182880"/>
                 <wp:effectExtent l="0" t="0" r="0" b="7620"/>
                 <wp:wrapNone/>
                 <wp:docPr id="61" name="Plus Sign 61"/>
@@ -10765,7 +10986,7 @@
                       <wps:spPr>
                         <a:xfrm>
                           <a:off x="0" y="0"/>
-                          <a:ext cx="230588" cy="182880"/>
+                          <a:ext cx="230505" cy="182880"/>
                         </a:xfrm>
                         <a:prstGeom prst="mathPlus">
                           <a:avLst/>
@@ -10802,9 +11023,9 @@
           </mc:Choice>
           <mc:Fallback>
             <w:pict>
-              <v:shape w14:anchorId="64107369" id="Plus Sign 61" o:spid="_x0000_s1026" style="position:absolute;margin-left:29pt;margin-top:76.5pt;width:18.15pt;height:14.4pt;z-index:251757568;visibility:visible;mso-wrap-style:square;mso-wrap-distance-left:9pt;mso-wrap-distance-top:0;mso-wrap-distance-right:9pt;mso-wrap-distance-bottom:0;mso-position-horizontal:absolute;mso-position-horizontal-relative:text;mso-position-vertical:absolute;mso-position-vertical-relative:text;v-text-anchor:middle" coordsize="230588,182880" o:gfxdata="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" path="m30564,69933r63223,l93787,24241r43014,l136801,69933r63223,l200024,112947r-63223,l136801,158639r-43014,l93787,112947r-63223,l30564,69933xe" filled="f" strokecolor="black [1600]" strokeweight="1pt">
+              <v:shape w14:anchorId="3DE8712C" id="Plus Sign 61" o:spid="_x0000_s1026" style="position:absolute;margin-left:29pt;margin-top:106.5pt;width:18.15pt;height:14.4pt;z-index:251757568;visibility:visible;mso-wrap-style:square;mso-wrap-distance-left:9pt;mso-wrap-distance-top:0;mso-wrap-distance-right:9pt;mso-wrap-distance-bottom:0;mso-position-horizontal:absolute;mso-position-horizontal-relative:text;mso-position-vertical:absolute;mso-position-vertical-relative:text;v-text-anchor:middle" coordsize="230505,182880" o:gfxdata="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" path="m30553,69933r63193,l93746,24241r43013,l136759,69933r63193,l199952,112947r-63193,l136759,158639r-43013,l93746,112947r-63193,l30553,69933xe" filled="f" strokecolor="black [1600]" strokeweight="1pt">
                 <v:stroke joinstyle="miter"/>
-                <v:path arrowok="t" o:connecttype="custom" o:connectlocs="30564,69933;93787,69933;93787,24241;136801,24241;136801,69933;200024,69933;200024,112947;136801,112947;136801,158639;93787,158639;93787,112947;30564,112947;30564,69933" o:connectangles="0,0,0,0,0,0,0,0,0,0,0,0,0"/>
+                <v:path arrowok="t" o:connecttype="custom" o:connectlocs="30553,69933;93746,69933;93746,24241;136759,24241;136759,69933;199952,69933;199952,112947;136759,112947;136759,158639;93746,158639;93746,112947;30553,112947;30553,69933" o:connectangles="0,0,0,0,0,0,0,0,0,0,0,0,0"/>
               </v:shape>
             </w:pict>
           </mc:Fallback>
@@ -10822,15 +11043,15 @@
         <mc:AlternateContent>
           <mc:Choice Requires="wps">
             <w:drawing>
-              <wp:anchor distT="0" distB="0" distL="114300" distR="114300" simplePos="0" relativeHeight="251759616" behindDoc="0" locked="0" layoutInCell="1" allowOverlap="1" wp14:anchorId="27004D0E" wp14:editId="1D17FE21">
+              <wp:anchor distT="0" distB="0" distL="114300" distR="114300" simplePos="0" relativeHeight="251759616" behindDoc="0" locked="0" layoutInCell="1" allowOverlap="1" wp14:anchorId="27004D0E" wp14:editId="0AF89FA1">
                 <wp:simplePos x="0" y="0"/>
                 <wp:positionH relativeFrom="column">
                   <wp:posOffset>3472815</wp:posOffset>
                 </wp:positionH>
                 <wp:positionV relativeFrom="paragraph">
-                  <wp:posOffset>919480</wp:posOffset>
+                  <wp:posOffset>1300480</wp:posOffset>
                 </wp:positionV>
-                <wp:extent cx="230588" cy="182880"/>
+                <wp:extent cx="230505" cy="182880"/>
                 <wp:effectExtent l="0" t="0" r="0" b="7620"/>
                 <wp:wrapNone/>
                 <wp:docPr id="62" name="Plus Sign 62"/>
@@ -10842,7 +11063,7 @@
                       <wps:spPr>
                         <a:xfrm>
                           <a:off x="0" y="0"/>
-                          <a:ext cx="230588" cy="182880"/>
+                          <a:ext cx="230505" cy="182880"/>
                         </a:xfrm>
                         <a:prstGeom prst="mathPlus">
                           <a:avLst/>
@@ -10879,9 +11100,9 @@
           </mc:Choice>
           <mc:Fallback>
             <w:pict>
-              <v:shape w14:anchorId="31F6B7C6" id="Plus Sign 62" o:spid="_x0000_s1026" style="position:absolute;margin-left:273.45pt;margin-top:72.4pt;width:18.15pt;height:14.4pt;z-index:251759616;visibility:visible;mso-wrap-style:square;mso-wrap-distance-left:9pt;mso-wrap-distance-top:0;mso-wrap-distance-right:9pt;mso-wrap-distance-bottom:0;mso-position-horizontal:absolute;mso-position-horizontal-relative:text;mso-position-vertical:absolute;mso-position-vertical-relative:text;v-text-anchor:middle" coordsize="230588,182880" o:gfxdata="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" path="m30564,69933r63223,l93787,24241r43014,l136801,69933r63223,l200024,112947r-63223,l136801,158639r-43014,l93787,112947r-63223,l30564,69933xe" filled="f" strokecolor="black [1600]" strokeweight="1pt">
+              <v:shape w14:anchorId="60B20BA7" id="Plus Sign 62" o:spid="_x0000_s1026" style="position:absolute;margin-left:273.45pt;margin-top:102.4pt;width:18.15pt;height:14.4pt;z-index:251759616;visibility:visible;mso-wrap-style:square;mso-wrap-distance-left:9pt;mso-wrap-distance-top:0;mso-wrap-distance-right:9pt;mso-wrap-distance-bottom:0;mso-position-horizontal:absolute;mso-position-horizontal-relative:text;mso-position-vertical:absolute;mso-position-vertical-relative:text;v-text-anchor:middle" coordsize="230505,182880" o:gfxdata="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" path="m30553,69933r63193,l93746,24241r43013,l136759,69933r63193,l199952,112947r-63193,l136759,158639r-43013,l93746,112947r-63193,l30553,69933xe" filled="f" strokecolor="black [1600]" strokeweight="1pt">
                 <v:stroke joinstyle="miter"/>
-                <v:path arrowok="t" o:connecttype="custom" o:connectlocs="30564,69933;93787,69933;93787,24241;136801,24241;136801,69933;200024,69933;200024,112947;136801,112947;136801,158639;93787,158639;93787,112947;30564,112947;30564,69933" o:connectangles="0,0,0,0,0,0,0,0,0,0,0,0,0"/>
+                <v:path arrowok="t" o:connecttype="custom" o:connectlocs="30553,69933;93746,69933;93746,24241;136759,24241;136759,69933;199952,69933;199952,112947;136759,112947;136759,158639;93746,158639;93746,112947;30553,112947;30553,69933" o:connectangles="0,0,0,0,0,0,0,0,0,0,0,0,0"/>
               </v:shape>
             </w:pict>
           </mc:Fallback>

--- a/Received/two/2, maths.docx
+++ b/Received/two/2, maths.docx
@@ -879,6 +879,7 @@
     <w:bookmarkEnd w:id="0"/>
     <w:p>
       <w:pPr>
+        <w:ind w:left="3600" w:firstLine="720"/>
         <w:rPr>
           <w:rFonts w:ascii="Times New Roman" w:hAnsi="Times New Roman" w:cs="Times New Roman"/>
           <w:b/>
@@ -896,76 +897,6 @@
           <w:szCs w:val="32"/>
         </w:rPr>
         <w:t>Group A</w:t>
-      </w:r>
-      <w:r>
-        <w:rPr>
-          <w:rFonts w:ascii="Times New Roman" w:hAnsi="Times New Roman" w:cs="Times New Roman"/>
-          <w:b/>
-          <w:bCs/>
-          <w:sz w:val="32"/>
-          <w:szCs w:val="32"/>
-        </w:rPr>
-        <w:tab/>
-      </w:r>
-      <w:r>
-        <w:rPr>
-          <w:rFonts w:ascii="Times New Roman" w:hAnsi="Times New Roman" w:cs="Times New Roman"/>
-          <w:b/>
-          <w:bCs/>
-          <w:sz w:val="32"/>
-          <w:szCs w:val="32"/>
-        </w:rPr>
-        <w:tab/>
-      </w:r>
-      <w:r>
-        <w:rPr>
-          <w:rFonts w:ascii="Times New Roman" w:hAnsi="Times New Roman" w:cs="Times New Roman"/>
-          <w:b/>
-          <w:bCs/>
-          <w:sz w:val="32"/>
-          <w:szCs w:val="32"/>
-        </w:rPr>
-        <w:tab/>
-      </w:r>
-      <w:r>
-        <w:rPr>
-          <w:rFonts w:ascii="Times New Roman" w:hAnsi="Times New Roman" w:cs="Times New Roman"/>
-          <w:b/>
-          <w:bCs/>
-          <w:sz w:val="32"/>
-          <w:szCs w:val="32"/>
-        </w:rPr>
-        <w:tab/>
-      </w:r>
-      <w:r>
-        <w:rPr>
-          <w:rFonts w:ascii="Times New Roman" w:hAnsi="Times New Roman" w:cs="Times New Roman"/>
-          <w:b/>
-          <w:bCs/>
-          <w:sz w:val="32"/>
-          <w:szCs w:val="32"/>
-        </w:rPr>
-        <w:t xml:space="preserve">     </w:t>
-      </w:r>
-      <w:r>
-        <w:rPr>
-          <w:rFonts w:ascii="Times New Roman" w:hAnsi="Times New Roman" w:cs="Times New Roman"/>
-          <w:b/>
-          <w:bCs/>
-          <w:sz w:val="32"/>
-          <w:szCs w:val="32"/>
-        </w:rPr>
-        <w:tab/>
-      </w:r>
-      <w:r>
-        <w:rPr>
-          <w:rFonts w:ascii="Times New Roman" w:hAnsi="Times New Roman" w:cs="Times New Roman"/>
-          <w:b/>
-          <w:bCs/>
-          <w:sz w:val="32"/>
-          <w:szCs w:val="32"/>
-        </w:rPr>
-        <w:tab/>
       </w:r>
       <w:r>
         <w:rPr>
@@ -2760,6 +2691,7 @@
     </w:p>
     <w:p>
       <w:pPr>
+        <w:ind w:left="2880" w:firstLine="720"/>
         <w:rPr>
           <w:rFonts w:ascii="Times New Roman" w:hAnsi="Times New Roman" w:cs="Times New Roman"/>
           <w:b/>
@@ -2778,56 +2710,6 @@
         </w:rPr>
         <w:lastRenderedPageBreak/>
         <w:t>Group “B”</w:t>
-      </w:r>
-      <w:r>
-        <w:rPr>
-          <w:rFonts w:ascii="Times New Roman" w:hAnsi="Times New Roman" w:cs="Times New Roman"/>
-          <w:b/>
-          <w:bCs/>
-          <w:sz w:val="32"/>
-          <w:szCs w:val="32"/>
-        </w:rPr>
-        <w:tab/>
-      </w:r>
-      <w:r>
-        <w:rPr>
-          <w:rFonts w:ascii="Times New Roman" w:hAnsi="Times New Roman" w:cs="Times New Roman"/>
-          <w:b/>
-          <w:bCs/>
-          <w:sz w:val="32"/>
-          <w:szCs w:val="32"/>
-        </w:rPr>
-        <w:tab/>
-      </w:r>
-      <w:r>
-        <w:rPr>
-          <w:rFonts w:ascii="Times New Roman" w:hAnsi="Times New Roman" w:cs="Times New Roman"/>
-          <w:b/>
-          <w:bCs/>
-          <w:sz w:val="32"/>
-          <w:szCs w:val="32"/>
-        </w:rPr>
-        <w:tab/>
-      </w:r>
-      <w:r>
-        <w:rPr>
-          <w:rFonts w:ascii="Times New Roman" w:hAnsi="Times New Roman" w:cs="Times New Roman"/>
-          <w:b/>
-          <w:bCs/>
-          <w:sz w:val="32"/>
-          <w:szCs w:val="32"/>
-        </w:rPr>
-        <w:tab/>
-      </w:r>
-      <w:r>
-        <w:rPr>
-          <w:rFonts w:ascii="Times New Roman" w:hAnsi="Times New Roman" w:cs="Times New Roman"/>
-          <w:b/>
-          <w:bCs/>
-          <w:sz w:val="32"/>
-          <w:szCs w:val="32"/>
-        </w:rPr>
-        <w:tab/>
       </w:r>
       <w:r>
         <w:rPr>
@@ -5827,25 +5709,14 @@
         </w:rPr>
         <w:tab/>
       </w:r>
-      <w:proofErr w:type="gramStart"/>
-      <w:r>
-        <w:rPr>
-          <w:rFonts w:ascii="Times New Roman" w:hAnsi="Times New Roman" w:cs="Times New Roman"/>
-          <w:sz w:val="32"/>
-          <w:szCs w:val="32"/>
-        </w:rPr>
-        <w:t>2  0</w:t>
-      </w:r>
-      <w:proofErr w:type="gramEnd"/>
-      <w:r>
-        <w:rPr>
-          <w:rFonts w:ascii="Times New Roman" w:hAnsi="Times New Roman" w:cs="Times New Roman"/>
-          <w:sz w:val="32"/>
-          <w:szCs w:val="32"/>
-        </w:rPr>
-        <w:t xml:space="preserve">  </w:t>
-      </w:r>
-      <w:proofErr w:type="gramStart"/>
+      <w:r>
+        <w:rPr>
+          <w:rFonts w:ascii="Times New Roman" w:hAnsi="Times New Roman" w:cs="Times New Roman"/>
+          <w:sz w:val="32"/>
+          <w:szCs w:val="32"/>
+        </w:rPr>
+        <w:t xml:space="preserve">2  0  </w:t>
+      </w:r>
       <w:r>
         <w:rPr>
           <w:rFonts w:ascii="Times New Roman" w:hAnsi="Times New Roman" w:cs="Times New Roman"/>
@@ -5861,25 +5732,7 @@
           <w:sz w:val="32"/>
           <w:szCs w:val="32"/>
         </w:rPr>
-        <w:t>(</w:t>
-      </w:r>
-      <w:proofErr w:type="gramEnd"/>
-      <w:r>
-        <w:rPr>
-          <w:rFonts w:ascii="Times New Roman" w:hAnsi="Times New Roman" w:cs="Times New Roman"/>
-          <w:sz w:val="32"/>
-          <w:szCs w:val="32"/>
-        </w:rPr>
-        <w:t xml:space="preserve">                              </w:t>
-      </w:r>
-      <w:proofErr w:type="gramStart"/>
-      <w:r>
-        <w:rPr>
-          <w:rFonts w:ascii="Times New Roman" w:hAnsi="Times New Roman" w:cs="Times New Roman"/>
-          <w:sz w:val="32"/>
-          <w:szCs w:val="32"/>
-        </w:rPr>
-        <w:t>6</w:t>
+        <w:t>(                              6</w:t>
       </w:r>
       <w:r>
         <w:rPr>
@@ -5895,34 +5748,7 @@
           <w:sz w:val="32"/>
           <w:szCs w:val="32"/>
         </w:rPr>
-        <w:t>)</w:t>
-      </w:r>
-      <w:proofErr w:type="gramEnd"/>
-      <w:r>
-        <w:rPr>
-          <w:rFonts w:ascii="Times New Roman" w:hAnsi="Times New Roman" w:cs="Times New Roman"/>
-          <w:sz w:val="32"/>
-          <w:szCs w:val="32"/>
-        </w:rPr>
-        <w:t xml:space="preserve"> </w:t>
-      </w:r>
-      <w:proofErr w:type="gramStart"/>
-      <w:r>
-        <w:rPr>
-          <w:rFonts w:ascii="Times New Roman" w:hAnsi="Times New Roman" w:cs="Times New Roman"/>
-          <w:sz w:val="32"/>
-          <w:szCs w:val="32"/>
-        </w:rPr>
-        <w:t>3  0</w:t>
-      </w:r>
-      <w:proofErr w:type="gramEnd"/>
-      <w:r>
-        <w:rPr>
-          <w:rFonts w:ascii="Times New Roman" w:hAnsi="Times New Roman" w:cs="Times New Roman"/>
-          <w:sz w:val="32"/>
-          <w:szCs w:val="32"/>
-        </w:rPr>
-        <w:t xml:space="preserve">  (</w:t>
+        <w:t>) 3  0  (</w:t>
       </w:r>
     </w:p>
     <w:p>
@@ -7558,16 +7384,7 @@
           <w:sz w:val="32"/>
           <w:szCs w:val="32"/>
         </w:rPr>
-        <w:t xml:space="preserve"> </w:t>
-      </w:r>
-      <w:proofErr w:type="gramStart"/>
-      <w:r>
-        <w:rPr>
-          <w:rFonts w:ascii="Times New Roman" w:hAnsi="Times New Roman" w:cs="Times New Roman"/>
-          <w:sz w:val="32"/>
-          <w:szCs w:val="32"/>
-        </w:rPr>
-        <w:t>205</w:t>
+        <w:t xml:space="preserve"> 205</w:t>
       </w:r>
       <w:r>
         <w:rPr>
@@ -7585,7 +7402,6 @@
         </w:rPr>
         <w:tab/>
       </w:r>
-      <w:proofErr w:type="gramEnd"/>
       <w:r>
         <w:rPr>
           <w:rFonts w:ascii="Times New Roman" w:hAnsi="Times New Roman" w:cs="Times New Roman"/>
@@ -9975,25 +9791,7 @@
           <w:sz w:val="32"/>
           <w:szCs w:val="32"/>
         </w:rPr>
-        <w:t xml:space="preserve"> </w:t>
-      </w:r>
-      <w:proofErr w:type="gramStart"/>
-      <w:r>
-        <w:rPr>
-          <w:rFonts w:ascii="Times New Roman" w:hAnsi="Times New Roman" w:cs="Times New Roman"/>
-          <w:sz w:val="32"/>
-          <w:szCs w:val="32"/>
-        </w:rPr>
-        <w:t>is</w:t>
-      </w:r>
-      <w:proofErr w:type="gramEnd"/>
-      <w:r>
-        <w:rPr>
-          <w:rFonts w:ascii="Times New Roman" w:hAnsi="Times New Roman" w:cs="Times New Roman"/>
-          <w:sz w:val="32"/>
-          <w:szCs w:val="32"/>
-        </w:rPr>
-        <w:t xml:space="preserve"> a curved line</w:t>
+        <w:t xml:space="preserve"> is a curved line</w:t>
       </w:r>
     </w:p>
     <w:p>
@@ -10007,6 +9805,7 @@
     </w:p>
     <w:p>
       <w:pPr>
+        <w:ind w:left="2880" w:firstLine="720"/>
         <w:rPr>
           <w:rFonts w:ascii="Times New Roman" w:hAnsi="Times New Roman" w:cs="Times New Roman"/>
           <w:b/>
@@ -10024,56 +9823,6 @@
           <w:szCs w:val="32"/>
         </w:rPr>
         <w:t>Group “C”</w:t>
-      </w:r>
-      <w:r>
-        <w:rPr>
-          <w:rFonts w:ascii="Times New Roman" w:hAnsi="Times New Roman" w:cs="Times New Roman"/>
-          <w:b/>
-          <w:bCs/>
-          <w:sz w:val="32"/>
-          <w:szCs w:val="32"/>
-        </w:rPr>
-        <w:tab/>
-      </w:r>
-      <w:r>
-        <w:rPr>
-          <w:rFonts w:ascii="Times New Roman" w:hAnsi="Times New Roman" w:cs="Times New Roman"/>
-          <w:b/>
-          <w:bCs/>
-          <w:sz w:val="32"/>
-          <w:szCs w:val="32"/>
-        </w:rPr>
-        <w:tab/>
-      </w:r>
-      <w:r>
-        <w:rPr>
-          <w:rFonts w:ascii="Times New Roman" w:hAnsi="Times New Roman" w:cs="Times New Roman"/>
-          <w:b/>
-          <w:bCs/>
-          <w:sz w:val="32"/>
-          <w:szCs w:val="32"/>
-        </w:rPr>
-        <w:tab/>
-      </w:r>
-      <w:r>
-        <w:rPr>
-          <w:rFonts w:ascii="Times New Roman" w:hAnsi="Times New Roman" w:cs="Times New Roman"/>
-          <w:b/>
-          <w:bCs/>
-          <w:sz w:val="32"/>
-          <w:szCs w:val="32"/>
-        </w:rPr>
-        <w:tab/>
-      </w:r>
-      <w:r>
-        <w:rPr>
-          <w:rFonts w:ascii="Times New Roman" w:hAnsi="Times New Roman" w:cs="Times New Roman"/>
-          <w:b/>
-          <w:bCs/>
-          <w:sz w:val="32"/>
-          <w:szCs w:val="32"/>
-        </w:rPr>
-        <w:tab/>
       </w:r>
       <w:r>
         <w:rPr>
@@ -12034,8 +11783,8 @@
         <w:tblLook w:val="04A0" w:firstRow="1" w:lastRow="0" w:firstColumn="1" w:lastColumn="0" w:noHBand="0" w:noVBand="1"/>
       </w:tblPr>
       <w:tblGrid>
-        <w:gridCol w:w="4583"/>
-        <w:gridCol w:w="4583"/>
+        <w:gridCol w:w="4685"/>
+        <w:gridCol w:w="4860"/>
       </w:tblGrid>
       <w:tr>
         <w:trPr>
@@ -12043,7 +11792,7 @@
         </w:trPr>
         <w:tc>
           <w:tcPr>
-            <w:tcW w:w="4583" w:type="dxa"/>
+            <w:tcW w:w="4685" w:type="dxa"/>
           </w:tcPr>
           <w:p>
             <w:pPr>
@@ -12070,7 +11819,7 @@
         </w:tc>
         <w:tc>
           <w:tcPr>
-            <w:tcW w:w="4583" w:type="dxa"/>
+            <w:tcW w:w="4860" w:type="dxa"/>
           </w:tcPr>
           <w:p>
             <w:pPr>
@@ -12098,11 +11847,11 @@
       </w:tr>
       <w:tr>
         <w:trPr>
-          <w:trHeight w:val="3649"/>
+          <w:trHeight w:val="4733"/>
         </w:trPr>
         <w:tc>
           <w:tcPr>
-            <w:tcW w:w="4583" w:type="dxa"/>
+            <w:tcW w:w="4685" w:type="dxa"/>
           </w:tcPr>
           <w:p>
             <w:pPr>
@@ -12116,7 +11865,7 @@
         </w:tc>
         <w:tc>
           <w:tcPr>
-            <w:tcW w:w="4583" w:type="dxa"/>
+            <w:tcW w:w="4860" w:type="dxa"/>
           </w:tcPr>
           <w:p>
             <w:pPr>
